--- a/ЛР34.docx
+++ b/ЛР34.docx
@@ -2982,6 +2982,7 @@
       <w:r>
         <w:rPr>
           <w:rFonts w:eastAsiaTheme="minorEastAsia"/>
+          <w:noProof/>
           <w:lang w:val="en-US"/>
         </w:rPr>
         <w:drawing>
@@ -3032,6 +3033,7 @@
       <w:r>
         <w:rPr>
           <w:rFonts w:eastAsiaTheme="minorEastAsia"/>
+          <w:noProof/>
           <w:lang w:val="en-US"/>
         </w:rPr>
         <w:lastRenderedPageBreak/>
@@ -3092,6 +3094,7 @@
       <w:r>
         <w:rPr>
           <w:rFonts w:eastAsiaTheme="minorEastAsia"/>
+          <w:noProof/>
           <w:lang w:val="en-US"/>
         </w:rPr>
         <w:drawing>
@@ -3151,6 +3154,7 @@
       <w:r>
         <w:rPr>
           <w:rFonts w:eastAsiaTheme="minorEastAsia"/>
+          <w:noProof/>
           <w:lang w:val="en-US"/>
         </w:rPr>
         <w:lastRenderedPageBreak/>
@@ -3204,10 +3208,10 @@
         </w:rPr>
         <w:lastRenderedPageBreak/>
         <w:drawing>
-          <wp:inline distT="0" distB="0" distL="0" distR="0" wp14:anchorId="79C5CED4" wp14:editId="5B3171C1">
-            <wp:extent cx="5940425" cy="8508365"/>
-            <wp:effectExtent l="0" t="0" r="3175" b="6985"/>
-            <wp:docPr id="504679365" name="Рисунок 1"/>
+          <wp:inline distT="0" distB="0" distL="0" distR="0" wp14:anchorId="69F8783F" wp14:editId="1A9002B3">
+            <wp:extent cx="5940425" cy="8765540"/>
+            <wp:effectExtent l="0" t="0" r="3175" b="0"/>
+            <wp:docPr id="2072516580" name="Рисунок 1"/>
             <wp:cNvGraphicFramePr>
               <a:graphicFrameLocks xmlns:a="http://schemas.openxmlformats.org/drawingml/2006/main" noChangeAspect="1"/>
             </wp:cNvGraphicFramePr>
@@ -3215,7 +3219,7 @@
               <a:graphicData uri="http://schemas.openxmlformats.org/drawingml/2006/picture">
                 <pic:pic xmlns:pic="http://schemas.openxmlformats.org/drawingml/2006/picture">
                   <pic:nvPicPr>
-                    <pic:cNvPr id="504679365" name=""/>
+                    <pic:cNvPr id="2072516580" name=""/>
                     <pic:cNvPicPr/>
                   </pic:nvPicPr>
                   <pic:blipFill>
@@ -3227,7 +3231,7 @@
                   <pic:spPr>
                     <a:xfrm>
                       <a:off x="0" y="0"/>
-                      <a:ext cx="5940425" cy="8508365"/>
+                      <a:ext cx="5940425" cy="8765540"/>
                     </a:xfrm>
                     <a:prstGeom prst="rect">
                       <a:avLst/>
